--- a/site/dharma-talks/S21E03_Video.docx
+++ b/site/dharma-talks/S21E03_Video.docx
@@ -21,7 +21,7 @@
           <w:color w:val="78716C"/>
           <w:sz w:val="18"/>
         </w:rPr>
-        <w:t>Bhante Bodhidhamma  ·  Dharma Talks  ·  21:29</w:t>
+        <w:t>Bhante Bodhidhamma  ·  Dharma Talks  ·  15:46</w:t>
       </w:r>
     </w:p>
     <w:p>
